--- a/submission/response_to_review.docx
+++ b/submission/response_to_review.docx
@@ -284,7 +284,7 @@
           </w:tcPr>
           <w:p>
             <w:r>
-              <w:t>The 85 % claim is withdrawn. With five seeds the increase at ε=10 % is 48 %, and the IID control needs more traffic than random grouping (17.4 against 12.7 MB), so the difference is within seed variation. The abstract no longer makes a traffic claim for heterogeneity.</w:t>
+              <w:t>The 85 % claim is withdrawn. With five seeds the increase at ε=10 % is 44 %, and the IID control needs more traffic than random grouping (17.4 against 23.7 MB), so the difference is within seed variation. The abstract no longer makes a traffic claim for heterogeneity.</w:t>
             </w:r>
           </w:p>
         </w:tc>
@@ -1124,7 +1124,7 @@
           </w:tcPr>
           <w:p>
             <w:r>
-              <w:t>Rechecked with five seeds; both are slightly better (16-bit for 92 % of households, median -0.0001 kWh). We describe this as a plausible mild regularisation effect below 1 % of MAE, not a gain to exploit.</w:t>
+              <w:t>Rechecked with five seeds; both are slightly better (16-bit for 92 % of households, median −0.0001 kWh). We describe this as a plausible mild regularisation effect below 1 % of MAE, not a gain to exploit.</w:t>
             </w:r>
           </w:p>
         </w:tc>
